--- a/docs/literature/Literature_review_PINN_2020-2026.docx
+++ b/docs/literature/Literature_review_PINN_2020-2026.docx
@@ -15,7 +15,7 @@
           <w:sz w:val="22"/>
           <w:szCs w:val="22"/>
         </w:rPr>
-        <w:t xml:space="preserve">SCIENTIFIC LITERATURE REVIEW</w:t>
+        <w:t xml:space="preserve">SCIENTIFIC LITERATURE SEARCH</w:t>
       </w:r>
     </w:p>
     <w:p>
@@ -1776,7 +1776,7 @@
         <w:jc w:val="both"/>
       </w:pPr>
       <w:r>
-        <w:t xml:space="preserve">Here the PDE acts as the regularization, and even fields that are never measured can be recovered, e.g. velocity and pressure from observations of a transported scalar [Z2]. But inverse problems are often unstable, so guarantees require conditional stability: the error is controlled only on a subset of the domain or at a weaker rate, e.g. of Hölder or logarithmic type [T2].</w:t>
+        <w:t xml:space="preserve">Here the PDE acts as a regularizer, and even fields that are never measured can be recovered, e.g. velocity and pressure from observations of a transported scalar [Z2]. But inverse problems are often unstable, so guarantees require conditional stability: the error is controlled only on a subset of the domain or at a weaker rate, e.g. of Hölder or logarithmic type [T2].</w:t>
       </w:r>
     </w:p>
     <w:p>
@@ -5694,7 +5694,7 @@
         </m:acc>
       </m:oMath>
       <w:r>
-        <w:t xml:space="preserve"> at the linearization point. What is costly are the sensitivities: the Jacobians </w:t>
+        <w:t xml:space="preserve"> at the linearization point. The costly part is the sensitivities: the Jacobians </w:t>
       </w:r>
       <m:oMath>
         <m:r>
@@ -8707,7 +8707,7 @@
             <w:vAlign w:val="top"/>
           </w:tcPr>
           <w:p>
-            <w:hyperlink w:history="1" r:id="rId1c41vu59py4xtmgn5ll_t">
+            <w:hyperlink w:history="1" r:id="rIdicm_b-4axuehdgkecjvd4">
               <w:r>
                 <w:rPr>
                   <w:color w:val="1D4ED8"/>
@@ -8797,7 +8797,7 @@
                 <w:sz w:val="18"/>
                 <w:szCs w:val="18"/>
               </w:rPr>
-              <w:t xml:space="preserve">Topics</w:t>
+              <w:t xml:space="preserve">Topic</w:t>
             </w:r>
           </w:p>
         </w:tc>
@@ -9930,7 +9930,7 @@
             <w:vAlign w:val="top"/>
           </w:tcPr>
           <w:p>
-            <w:hyperlink w:history="1" r:id="rIdajfnczivowrqpbm6widaa">
+            <w:hyperlink w:history="1" r:id="rIdu3qk8_yrpxtp4f7elkrtw">
               <w:r>
                 <w:rPr>
                   <w:color w:val="1D4ED8"/>
@@ -10020,7 +10020,7 @@
                 <w:sz w:val="18"/>
                 <w:szCs w:val="18"/>
               </w:rPr>
-              <w:t xml:space="preserve">Topics</w:t>
+              <w:t xml:space="preserve">Topic</w:t>
             </w:r>
           </w:p>
         </w:tc>
@@ -11222,7 +11222,7 @@
             <w:vAlign w:val="top"/>
           </w:tcPr>
           <w:p>
-            <w:hyperlink w:history="1" r:id="rIdfi2nwcothpy-wfae_7pqt">
+            <w:hyperlink w:history="1" r:id="rIdn23ixite8leq1wkidcyft">
               <w:r>
                 <w:rPr>
                   <w:color w:val="1D4ED8"/>
@@ -11312,7 +11312,7 @@
                 <w:sz w:val="18"/>
                 <w:szCs w:val="18"/>
               </w:rPr>
-              <w:t xml:space="preserve">Topics</w:t>
+              <w:t xml:space="preserve">Topic</w:t>
             </w:r>
           </w:p>
         </w:tc>
@@ -12281,7 +12281,7 @@
             <w:vAlign w:val="top"/>
           </w:tcPr>
           <w:p>
-            <w:hyperlink w:history="1" r:id="rIdaxsf0sanngwsvybrjlsk8">
+            <w:hyperlink w:history="1" r:id="rId6r2qb3s6mfmoll6ycrmwm">
               <w:r>
                 <w:rPr>
                   <w:color w:val="1D4ED8"/>
@@ -12371,7 +12371,7 @@
                 <w:sz w:val="18"/>
                 <w:szCs w:val="18"/>
               </w:rPr>
-              <w:t xml:space="preserve">Topics</w:t>
+              <w:t xml:space="preserve">Topic</w:t>
             </w:r>
           </w:p>
         </w:tc>
@@ -13483,7 +13483,7 @@
             <w:vAlign w:val="top"/>
           </w:tcPr>
           <w:p>
-            <w:hyperlink w:history="1" r:id="rIdgfnsfawhwbtv2umphux3y">
+            <w:hyperlink w:history="1" r:id="rIdbhlle9kfpatgfytyfu5a1">
               <w:r>
                 <w:rPr>
                   <w:color w:val="1D4ED8"/>
@@ -13573,7 +13573,7 @@
                 <w:sz w:val="18"/>
                 <w:szCs w:val="18"/>
               </w:rPr>
-              <w:t xml:space="preserve">Topics</w:t>
+              <w:t xml:space="preserve">Topic</w:t>
             </w:r>
           </w:p>
         </w:tc>
@@ -14514,7 +14514,7 @@
             <w:vAlign w:val="top"/>
           </w:tcPr>
           <w:p>
-            <w:hyperlink w:history="1" r:id="rIdosjlq0ybytqklhahcez9z">
+            <w:hyperlink w:history="1" r:id="rIdzckpss1xe5botadl9auca">
               <w:r>
                 <w:rPr>
                   <w:color w:val="1D4ED8"/>
@@ -14604,7 +14604,7 @@
                 <w:sz w:val="18"/>
                 <w:szCs w:val="18"/>
               </w:rPr>
-              <w:t xml:space="preserve">Topics</w:t>
+              <w:t xml:space="preserve">Topic</w:t>
             </w:r>
           </w:p>
         </w:tc>
@@ -15822,7 +15822,7 @@
             <w:vAlign w:val="top"/>
           </w:tcPr>
           <w:p>
-            <w:hyperlink w:history="1" r:id="rIdlfyv5ff8ls1qtxcd3mctz">
+            <w:hyperlink w:history="1" r:id="rIdt6oksex8ptxcdov5etyj-">
               <w:r>
                 <w:rPr>
                   <w:color w:val="1D4ED8"/>
@@ -15912,7 +15912,7 @@
                 <w:sz w:val="18"/>
                 <w:szCs w:val="18"/>
               </w:rPr>
-              <w:t xml:space="preserve">Topics</w:t>
+              <w:t xml:space="preserve">Topic</w:t>
             </w:r>
           </w:p>
         </w:tc>
@@ -17297,7 +17297,7 @@
             <w:vAlign w:val="top"/>
           </w:tcPr>
           <w:p>
-            <w:hyperlink w:history="1" r:id="rIdoprfdjzau1zfm5-inmwfd">
+            <w:hyperlink w:history="1" r:id="rIdrvllce_o1mda9x8dir6sz">
               <w:r>
                 <w:rPr>
                   <w:color w:val="1D4ED8"/>
@@ -17387,7 +17387,7 @@
                 <w:sz w:val="18"/>
                 <w:szCs w:val="18"/>
               </w:rPr>
-              <w:t xml:space="preserve">Topics</w:t>
+              <w:t xml:space="preserve">Topic</w:t>
             </w:r>
           </w:p>
         </w:tc>
@@ -18352,7 +18352,7 @@
             <w:vAlign w:val="top"/>
           </w:tcPr>
           <w:p>
-            <w:hyperlink w:history="1" r:id="rIddgbwgx87m-ciufqmqejrc">
+            <w:hyperlink w:history="1" r:id="rId7tfrcwaw3bl6yq9w65wwk">
               <w:r>
                 <w:rPr>
                   <w:color w:val="1D4ED8"/>
@@ -18442,7 +18442,7 @@
                 <w:sz w:val="18"/>
                 <w:szCs w:val="18"/>
               </w:rPr>
-              <w:t xml:space="preserve">Topics</w:t>
+              <w:t xml:space="preserve">Topic</w:t>
             </w:r>
           </w:p>
         </w:tc>
@@ -19506,7 +19506,7 @@
             <w:vAlign w:val="top"/>
           </w:tcPr>
           <w:p>
-            <w:hyperlink w:history="1" r:id="rIdmfzkg78wnjo7c-cbscpsb">
+            <w:hyperlink w:history="1" r:id="rIdik09rgnqgsq1fvrjflzpw">
               <w:r>
                 <w:rPr>
                   <w:color w:val="1D4ED8"/>
@@ -19596,7 +19596,7 @@
                 <w:sz w:val="18"/>
                 <w:szCs w:val="18"/>
               </w:rPr>
-              <w:t xml:space="preserve">Topics</w:t>
+              <w:t xml:space="preserve">Topic</w:t>
             </w:r>
           </w:p>
         </w:tc>
@@ -20619,7 +20619,7 @@
             <w:vAlign w:val="top"/>
           </w:tcPr>
           <w:p>
-            <w:hyperlink w:history="1" r:id="rId4q4l2bwelzkynm-bgxdod">
+            <w:hyperlink w:history="1" r:id="rIdmr55cpjk3kaxq5plibfod">
               <w:r>
                 <w:rPr>
                   <w:color w:val="1D4ED8"/>
@@ -20709,7 +20709,7 @@
                 <w:sz w:val="18"/>
                 <w:szCs w:val="18"/>
               </w:rPr>
-              <w:t xml:space="preserve">Topics</w:t>
+              <w:t xml:space="preserve">Topic</w:t>
             </w:r>
           </w:p>
         </w:tc>
@@ -21684,7 +21684,7 @@
             <w:vAlign w:val="top"/>
           </w:tcPr>
           <w:p>
-            <w:hyperlink w:history="1" r:id="rIdwl2epdsghbqf4b1ojvsou">
+            <w:hyperlink w:history="1" r:id="rId8kdriw8t0sc3fhtnsdns2">
               <w:r>
                 <w:rPr>
                   <w:color w:val="1D4ED8"/>
@@ -21774,7 +21774,7 @@
                 <w:sz w:val="18"/>
                 <w:szCs w:val="18"/>
               </w:rPr>
-              <w:t xml:space="preserve">Topics</w:t>
+              <w:t xml:space="preserve">Topic</w:t>
             </w:r>
           </w:p>
         </w:tc>
@@ -22735,7 +22735,7 @@
             <w:vAlign w:val="top"/>
           </w:tcPr>
           <w:p>
-            <w:hyperlink w:history="1" r:id="rIdveio4hhfdca006epo8bmm">
+            <w:hyperlink w:history="1" r:id="rIdawewzwneelkqpursdgrye">
               <w:r>
                 <w:rPr>
                   <w:color w:val="1D4ED8"/>
@@ -22825,7 +22825,7 @@
                 <w:sz w:val="18"/>
                 <w:szCs w:val="18"/>
               </w:rPr>
-              <w:t xml:space="preserve">Topics</w:t>
+              <w:t xml:space="preserve">Topic</w:t>
             </w:r>
           </w:p>
         </w:tc>
@@ -23826,7 +23826,7 @@
             <w:vAlign w:val="top"/>
           </w:tcPr>
           <w:p>
-            <w:hyperlink w:history="1" r:id="rIdqcdh1ickx-db4piue_3n0">
+            <w:hyperlink w:history="1" r:id="rIdem1sc-hxoyoxux1nraefk">
               <w:r>
                 <w:rPr>
                   <w:color w:val="1D4ED8"/>
@@ -23916,7 +23916,7 @@
                 <w:sz w:val="18"/>
                 <w:szCs w:val="18"/>
               </w:rPr>
-              <w:t xml:space="preserve">Topics</w:t>
+              <w:t xml:space="preserve">Topic</w:t>
             </w:r>
           </w:p>
         </w:tc>
@@ -25003,7 +25003,7 @@
             <w:vAlign w:val="top"/>
           </w:tcPr>
           <w:p>
-            <w:hyperlink w:history="1" r:id="rIdacgg4i8bhqmsrh9m5oylo">
+            <w:hyperlink w:history="1" r:id="rIdld958chznlftgyjf9_48j">
               <w:r>
                 <w:rPr>
                   <w:color w:val="1D4ED8"/>
@@ -25093,7 +25093,7 @@
                 <w:sz w:val="18"/>
                 <w:szCs w:val="18"/>
               </w:rPr>
-              <w:t xml:space="preserve">Topics</w:t>
+              <w:t xml:space="preserve">Topic</w:t>
             </w:r>
           </w:p>
         </w:tc>
@@ -26166,7 +26166,7 @@
             <w:vAlign w:val="top"/>
           </w:tcPr>
           <w:p>
-            <w:hyperlink w:history="1" r:id="rIdutewotq0zmy8_puctw3kq">
+            <w:hyperlink w:history="1" r:id="rIdigu8gcbpmdfbrzlgtf-ak">
               <w:r>
                 <w:rPr>
                   <w:color w:val="1D4ED8"/>
@@ -26256,7 +26256,7 @@
                 <w:sz w:val="18"/>
                 <w:szCs w:val="18"/>
               </w:rPr>
-              <w:t xml:space="preserve">Topics</w:t>
+              <w:t xml:space="preserve">Topic</w:t>
             </w:r>
           </w:p>
         </w:tc>
@@ -27469,7 +27469,7 @@
             <w:vAlign w:val="top"/>
           </w:tcPr>
           <w:p>
-            <w:hyperlink w:history="1" r:id="rIdvnch7ng7buphiz5j68ko3">
+            <w:hyperlink w:history="1" r:id="rIdsnnwlpcxe6vm95ytsfgfb">
               <w:r>
                 <w:rPr>
                   <w:color w:val="1D4ED8"/>
@@ -27559,7 +27559,7 @@
                 <w:sz w:val="18"/>
                 <w:szCs w:val="18"/>
               </w:rPr>
-              <w:t xml:space="preserve">Topics</w:t>
+              <w:t xml:space="preserve">Topic</w:t>
             </w:r>
           </w:p>
         </w:tc>
@@ -28725,7 +28725,7 @@
             <w:vAlign w:val="top"/>
           </w:tcPr>
           <w:p>
-            <w:hyperlink w:history="1" r:id="rIdrfx1stlcg5gi63yjindsz">
+            <w:hyperlink w:history="1" r:id="rIdcrwfhdtdqsqkvefxxwuoy">
               <w:r>
                 <w:rPr>
                   <w:color w:val="1D4ED8"/>
@@ -28815,7 +28815,7 @@
                 <w:sz w:val="18"/>
                 <w:szCs w:val="18"/>
               </w:rPr>
-              <w:t xml:space="preserve">Topics</w:t>
+              <w:t xml:space="preserve">Topic</w:t>
             </w:r>
           </w:p>
         </w:tc>
@@ -30026,7 +30026,7 @@
             <w:vAlign w:val="top"/>
           </w:tcPr>
           <w:p>
-            <w:hyperlink w:history="1" r:id="rIdea8wlirc0avaybwzw6rwe">
+            <w:hyperlink w:history="1" r:id="rId5pk7cfmdeoenk_wipd6sa">
               <w:r>
                 <w:rPr>
                   <w:color w:val="1D4ED8"/>
@@ -30116,7 +30116,7 @@
                 <w:sz w:val="18"/>
                 <w:szCs w:val="18"/>
               </w:rPr>
-              <w:t xml:space="preserve">Topics</w:t>
+              <w:t xml:space="preserve">Topic</w:t>
             </w:r>
           </w:p>
         </w:tc>
@@ -31229,7 +31229,7 @@
             <w:vAlign w:val="top"/>
           </w:tcPr>
           <w:p>
-            <w:hyperlink w:history="1" r:id="rIdalvb0re_tu7hepungd6re">
+            <w:hyperlink w:history="1" r:id="rIdmmxzuzwb82vdhxockrnhz">
               <w:r>
                 <w:rPr>
                   <w:color w:val="1D4ED8"/>
@@ -31319,7 +31319,7 @@
                 <w:sz w:val="18"/>
                 <w:szCs w:val="18"/>
               </w:rPr>
-              <w:t xml:space="preserve">Topics</w:t>
+              <w:t xml:space="preserve">Topic</w:t>
             </w:r>
           </w:p>
         </w:tc>
@@ -34175,7 +34175,7 @@
         </m:r>
       </m:oMath>
       <w:r>
-        <w:t xml:space="preserve"> explains why gradient descent is slow [T6]. The answers are adaptive weights [M1], the natural gradient, which reaches many times higher accuracy [T7], and second-order optimizers [M5]. The failures in strongly advective problems [M2] are a direct consequence of these dynamics.</w:t>
+        <w:t xml:space="preserve"> explains why gradient descent is slow [T6]. The answers are adaptive weights [M1], the natural gradient, whose accuracy is many times higher [T7], and second-order optimizers [M5]. The failures in strongly advective problems [M2] are a direct consequence of these dynamics.</w:t>
       </w:r>
     </w:p>
     <w:p>
@@ -34498,7 +34498,7 @@
               </w:rPr>
               <w:t xml:space="preserve">, 56(5), e2019WR026731. </w:t>
             </w:r>
-            <w:hyperlink w:history="1" r:id="rIdr3ux-eaih_heupixxehuf">
+            <w:hyperlink w:history="1" r:id="rIdjuwx2huqoz2mh80ir6tcm">
               <w:r>
                 <w:rPr>
                   <w:color w:val="1D4ED8"/>
@@ -34595,7 +34595,7 @@
               </w:rPr>
               <w:t xml:space="preserve">, 43(6), B1105–B1132. </w:t>
             </w:r>
-            <w:hyperlink w:history="1" r:id="rIddfshrzzdspegqphgkivqg">
+            <w:hyperlink w:history="1" r:id="rIdy7vhxysqfawy0zj5fqpnq">
               <w:r>
                 <w:rPr>
                   <w:color w:val="1D4ED8"/>
@@ -34691,7 +34691,7 @@
               </w:rPr>
               <w:t xml:space="preserve">, 477, 111902. </w:t>
             </w:r>
-            <w:hyperlink w:history="1" r:id="rIdzfhf1t-x0dt8zddfayrjc">
+            <w:hyperlink w:history="1" r:id="rIdhjtyy0ftxthnppmmaorrc">
               <w:r>
                 <w:rPr>
                   <w:color w:val="1D4ED8"/>
@@ -34788,7 +34788,7 @@
               </w:rPr>
               <w:t xml:space="preserve">. </w:t>
             </w:r>
-            <w:hyperlink w:history="1" r:id="rIdhuzkcmmgpxywr5ksd3gic">
+            <w:hyperlink w:history="1" r:id="rIdpnjnkmmtlsznwic-fjnb_">
               <w:r>
                 <w:rPr>
                   <w:color w:val="1D4ED8"/>
@@ -34884,7 +34884,7 @@
               </w:rPr>
               <w:t xml:space="preserve">, 25(402), 1–51. </w:t>
             </w:r>
-            <w:hyperlink w:history="1" r:id="rIdhivprkd9czcxicfljyiir">
+            <w:hyperlink w:history="1" r:id="rIdvgq0f0u5enz5yd2utz3jx">
               <w:r>
                 <w:rPr>
                   <w:color w:val="1D4ED8"/>
@@ -34981,7 +34981,7 @@
               </w:rPr>
               <w:t xml:space="preserve">, 474, 111722. </w:t>
             </w:r>
-            <w:hyperlink w:history="1" r:id="rIda99f9ar7b41nlnl9bb29t">
+            <w:hyperlink w:history="1" r:id="rIdxlrxswgratwspkghlyyfz">
               <w:r>
                 <w:rPr>
                   <w:color w:val="1D4ED8"/>
@@ -35077,7 +35077,7 @@
               </w:rPr>
               <w:t xml:space="preserve">, 48(6), 79. </w:t>
             </w:r>
-            <w:hyperlink w:history="1" r:id="rIdgqycecmnyvqbfjqpwmxo2">
+            <w:hyperlink w:history="1" r:id="rIdkmxwmq-05goeb1d51dl0k">
               <w:r>
                 <w:rPr>
                   <w:color w:val="1D4ED8"/>
@@ -35174,7 +35174,7 @@
               </w:rPr>
               <w:t xml:space="preserve">, 44(1), 83–119. </w:t>
             </w:r>
-            <w:hyperlink w:history="1" r:id="rIdv4x9sokq6ik8m0mrtu-7o">
+            <w:hyperlink w:history="1" r:id="rIdnuwgraulx3j9hhzx3zaq9">
               <w:r>
                 <w:rPr>
                   <w:color w:val="1D4ED8"/>
@@ -39788,7 +39788,7 @@
                 <w:sz w:val="16"/>
                 <w:szCs w:val="16"/>
               </w:rPr>
-              <w:t xml:space="preserve">Context of salt intrusion</w:t>
+              <w:t xml:space="preserve">Saltwater intrusion context</w:t>
             </w:r>
           </w:p>
         </w:tc>
@@ -39915,7 +39915,7 @@
         </w:rPr>
         <w:t xml:space="preserve"> </w:t>
       </w:r>
-      <w:hyperlink w:history="1" r:id="rIdythqwvlbevyyewrsbba1y">
+      <w:hyperlink w:history="1" r:id="rIdzkfcwrb2pkcwto-2wsus1">
         <w:r>
           <w:rPr>
             <w:color w:val="1D4ED8"/>
@@ -39976,7 +39976,7 @@
         </w:rPr>
         <w:t xml:space="preserve"> </w:t>
       </w:r>
-      <w:hyperlink w:history="1" r:id="rIdjcu3wd_cku3-tc4ljeolr">
+      <w:hyperlink w:history="1" r:id="rIdd16r7xu6jwxmmqpxuhx4i">
         <w:r>
           <w:rPr>
             <w:color w:val="1D4ED8"/>
@@ -40037,7 +40037,7 @@
         </w:rPr>
         <w:t xml:space="preserve"> </w:t>
       </w:r>
-      <w:hyperlink w:history="1" r:id="rId2idpbi6lu5unnomdllyay">
+      <w:hyperlink w:history="1" r:id="rId7bzi2khjdp4saqrorsbto">
         <w:r>
           <w:rPr>
             <w:color w:val="1D4ED8"/>
@@ -40098,7 +40098,7 @@
         </w:rPr>
         <w:t xml:space="preserve"> </w:t>
       </w:r>
-      <w:hyperlink w:history="1" r:id="rIdqcuc2mkev-92e1on-wq-i">
+      <w:hyperlink w:history="1" r:id="rIdzzy-hfh9jnkdted8iakz1">
         <w:r>
           <w:rPr>
             <w:color w:val="1D4ED8"/>
@@ -40159,7 +40159,7 @@
         </w:rPr>
         <w:t xml:space="preserve"> </w:t>
       </w:r>
-      <w:hyperlink w:history="1" r:id="rId9nsknciadwhilcyi9zuvb">
+      <w:hyperlink w:history="1" r:id="rIdovzbkzfloecvnflx1qkmq">
         <w:r>
           <w:rPr>
             <w:color w:val="1D4ED8"/>
@@ -40220,7 +40220,7 @@
         </w:rPr>
         <w:t xml:space="preserve"> </w:t>
       </w:r>
-      <w:hyperlink w:history="1" r:id="rIdbitgyrcn04sn4lip3rvcq">
+      <w:hyperlink w:history="1" r:id="rIdgd6r-tvx5gji75rjekvux">
         <w:r>
           <w:rPr>
             <w:color w:val="1D4ED8"/>
@@ -40281,7 +40281,7 @@
         </w:rPr>
         <w:t xml:space="preserve"> </w:t>
       </w:r>
-      <w:hyperlink w:history="1" r:id="rIdfkhvkn0htzbhw5ny6k8zw">
+      <w:hyperlink w:history="1" r:id="rIdnypubsg0s2gicfousfqnz">
         <w:r>
           <w:rPr>
             <w:color w:val="1D4ED8"/>
@@ -40342,7 +40342,7 @@
         </w:rPr>
         <w:t xml:space="preserve"> </w:t>
       </w:r>
-      <w:hyperlink w:history="1" r:id="rIdbsycmgwgr8-s0pfqsfanq">
+      <w:hyperlink w:history="1" r:id="rIdgneaz4udlcx-w1scajjdr">
         <w:r>
           <w:rPr>
             <w:color w:val="1D4ED8"/>
@@ -40403,7 +40403,7 @@
         </w:rPr>
         <w:t xml:space="preserve"> </w:t>
       </w:r>
-      <w:hyperlink w:history="1" r:id="rIdqmtw-dncq4imdldytpyua">
+      <w:hyperlink w:history="1" r:id="rIdrwne7rj4cxvljq0hg0cld">
         <w:r>
           <w:rPr>
             <w:color w:val="1D4ED8"/>
@@ -40464,7 +40464,7 @@
         </w:rPr>
         <w:t xml:space="preserve"> </w:t>
       </w:r>
-      <w:hyperlink w:history="1" r:id="rIdb7cb_qbiej0c6hfhvclxo">
+      <w:hyperlink w:history="1" r:id="rIdukc9xnrugqcq3os3atf6c">
         <w:r>
           <w:rPr>
             <w:color w:val="1D4ED8"/>
@@ -40525,7 +40525,7 @@
         </w:rPr>
         <w:t xml:space="preserve"> </w:t>
       </w:r>
-      <w:hyperlink w:history="1" r:id="rIdghz5xzre3ovi5ggykq3ob">
+      <w:hyperlink w:history="1" r:id="rIdrqk0ghxlh0zx-j0du4m-i">
         <w:r>
           <w:rPr>
             <w:color w:val="1D4ED8"/>
@@ -40586,7 +40586,7 @@
         </w:rPr>
         <w:t xml:space="preserve"> </w:t>
       </w:r>
-      <w:hyperlink w:history="1" r:id="rIdtl29_lx0rizexhdvkh3-c">
+      <w:hyperlink w:history="1" r:id="rIdct2pbeplzwi3euomnnef7">
         <w:r>
           <w:rPr>
             <w:color w:val="1D4ED8"/>
@@ -40647,7 +40647,7 @@
         </w:rPr>
         <w:t xml:space="preserve"> </w:t>
       </w:r>
-      <w:hyperlink w:history="1" r:id="rIdptyqgvlkpgvwhcq6ikdsb">
+      <w:hyperlink w:history="1" r:id="rIdhhqzywjfehwsilw-ht066">
         <w:r>
           <w:rPr>
             <w:color w:val="1D4ED8"/>
@@ -40708,7 +40708,7 @@
         </w:rPr>
         <w:t xml:space="preserve"> </w:t>
       </w:r>
-      <w:hyperlink w:history="1" r:id="rIdhskrh7ogoe_g0lyk0qtyr">
+      <w:hyperlink w:history="1" r:id="rIdqpgotii5dyzz8zs4_x0lx">
         <w:r>
           <w:rPr>
             <w:color w:val="1D4ED8"/>
@@ -40780,7 +40780,7 @@
         </w:rPr>
         <w:t xml:space="preserve"> </w:t>
       </w:r>
-      <w:hyperlink w:history="1" r:id="rIdsqpmph-hkegodaqye75p8">
+      <w:hyperlink w:history="1" r:id="rIdbb8idyj2wwp3lf2j4znui">
         <w:r>
           <w:rPr>
             <w:color w:val="1D4ED8"/>
@@ -40841,7 +40841,7 @@
         </w:rPr>
         <w:t xml:space="preserve"> </w:t>
       </w:r>
-      <w:hyperlink w:history="1" r:id="rIdfftwf2tmnrcwabuo797o5">
+      <w:hyperlink w:history="1" r:id="rIdvzs3as0ry7lkfqpshsdz3">
         <w:r>
           <w:rPr>
             <w:color w:val="1D4ED8"/>
@@ -40902,7 +40902,7 @@
         </w:rPr>
         <w:t xml:space="preserve"> </w:t>
       </w:r>
-      <w:hyperlink w:history="1" r:id="rIdonq-pk6uc8kpl55lixjuj">
+      <w:hyperlink w:history="1" r:id="rIdsby2h6cpje97e1x5mqqcc">
         <w:r>
           <w:rPr>
             <w:color w:val="1D4ED8"/>
@@ -40963,7 +40963,7 @@
         </w:rPr>
         <w:t xml:space="preserve"> </w:t>
       </w:r>
-      <w:hyperlink w:history="1" r:id="rIdi_5y5eismc4logv9qcizi">
+      <w:hyperlink w:history="1" r:id="rId4suriem7fpjrkel8eojn8">
         <w:r>
           <w:rPr>
             <w:color w:val="1D4ED8"/>
@@ -41024,7 +41024,7 @@
         </w:rPr>
         <w:t xml:space="preserve"> </w:t>
       </w:r>
-      <w:hyperlink w:history="1" r:id="rId7rbdhmhwspctvnewnau_o">
+      <w:hyperlink w:history="1" r:id="rIdghsq3a5sjqkehymgk5nud">
         <w:r>
           <w:rPr>
             <w:color w:val="1D4ED8"/>
@@ -41085,7 +41085,7 @@
         </w:rPr>
         <w:t xml:space="preserve"> </w:t>
       </w:r>
-      <w:hyperlink w:history="1" r:id="rIdy5tqng7mr4nhneelcybf8">
+      <w:hyperlink w:history="1" r:id="rIdqvvlqt8xxwuzsygjhbrf-">
         <w:r>
           <w:rPr>
             <w:color w:val="1D4ED8"/>
@@ -41146,7 +41146,7 @@
         </w:rPr>
         <w:t xml:space="preserve"> </w:t>
       </w:r>
-      <w:hyperlink w:history="1" r:id="rId4t2sivcymqascm5djivf5">
+      <w:hyperlink w:history="1" r:id="rIddbpkwidvdsiljwklqu_rt">
         <w:r>
           <w:rPr>
             <w:color w:val="1D4ED8"/>
@@ -41207,7 +41207,7 @@
         </w:rPr>
         <w:t xml:space="preserve"> </w:t>
       </w:r>
-      <w:hyperlink w:history="1" r:id="rIdvv3za4ixff9swacyiu4ts">
+      <w:hyperlink w:history="1" r:id="rIdy9p-lvlurgjh2wwcwx3o9">
         <w:r>
           <w:rPr>
             <w:color w:val="1D4ED8"/>
@@ -41268,7 +41268,7 @@
         </w:rPr>
         <w:t xml:space="preserve"> </w:t>
       </w:r>
-      <w:hyperlink w:history="1" r:id="rIdtymyov4vr5cperq3e4rrs">
+      <w:hyperlink w:history="1" r:id="rId7xznsgdvfab4slgd2lkaa">
         <w:r>
           <w:rPr>
             <w:color w:val="1D4ED8"/>
@@ -41329,7 +41329,7 @@
         </w:rPr>
         <w:t xml:space="preserve"> </w:t>
       </w:r>
-      <w:hyperlink w:history="1" r:id="rIdwgiyeutwvi1pueg6e7--x">
+      <w:hyperlink w:history="1" r:id="rIdyvmadx911ttg55rqvv1at">
         <w:r>
           <w:rPr>
             <w:color w:val="1D4ED8"/>
@@ -41390,7 +41390,7 @@
         </w:rPr>
         <w:t xml:space="preserve"> </w:t>
       </w:r>
-      <w:hyperlink w:history="1" r:id="rId_w4sej4sfxs4jzoyrtnw3">
+      <w:hyperlink w:history="1" r:id="rId1ih1pp6upga7fakagqeyf">
         <w:r>
           <w:rPr>
             <w:color w:val="1D4ED8"/>
@@ -41451,7 +41451,7 @@
         </w:rPr>
         <w:t xml:space="preserve"> </w:t>
       </w:r>
-      <w:hyperlink w:history="1" r:id="rIdfb3sajdvcxnvrcyz2clx4">
+      <w:hyperlink w:history="1" r:id="rIdlub5uptdbr2wu7-8p2jak">
         <w:r>
           <w:rPr>
             <w:color w:val="1D4ED8"/>
@@ -41512,7 +41512,7 @@
         </w:rPr>
         <w:t xml:space="preserve"> </w:t>
       </w:r>
-      <w:hyperlink w:history="1" r:id="rIdx0tkqnl51rezg6lybuhlc">
+      <w:hyperlink w:history="1" r:id="rIdnkmmxshir11ixbymsoaih">
         <w:r>
           <w:rPr>
             <w:color w:val="1D4ED8"/>
@@ -41573,7 +41573,7 @@
         </w:rPr>
         <w:t xml:space="preserve"> </w:t>
       </w:r>
-      <w:hyperlink w:history="1" r:id="rIdpcevaqxpfgr8tnmkcocdy">
+      <w:hyperlink w:history="1" r:id="rId_06w3dezwnih5usjrfhfc">
         <w:r>
           <w:rPr>
             <w:color w:val="1D4ED8"/>
@@ -41634,7 +41634,7 @@
         </w:rPr>
         <w:t xml:space="preserve"> </w:t>
       </w:r>
-      <w:hyperlink w:history="1" r:id="rIdinueqpxbeagyok2xx3jfe">
+      <w:hyperlink w:history="1" r:id="rIdaqxeaumpi3my7ym1kd0sl">
         <w:r>
           <w:rPr>
             <w:color w:val="1D4ED8"/>
@@ -41695,7 +41695,7 @@
         </w:rPr>
         <w:t xml:space="preserve"> </w:t>
       </w:r>
-      <w:hyperlink w:history="1" r:id="rIdjoxdzplx-6zaqp0rx_6vj">
+      <w:hyperlink w:history="1" r:id="rIdz1fb0kbkn1kvq-jqbrdou">
         <w:r>
           <w:rPr>
             <w:color w:val="1D4ED8"/>
@@ -41756,7 +41756,7 @@
         </w:rPr>
         <w:t xml:space="preserve"> </w:t>
       </w:r>
-      <w:hyperlink w:history="1" r:id="rIdfgwakajp65zpswzdqygwd">
+      <w:hyperlink w:history="1" r:id="rIduaoz5le57t0hj6ryshfvr">
         <w:r>
           <w:rPr>
             <w:color w:val="1D4ED8"/>
@@ -41817,7 +41817,7 @@
         </w:rPr>
         <w:t xml:space="preserve"> </w:t>
       </w:r>
-      <w:hyperlink w:history="1" r:id="rIdcglok_-jxhmi5vdo_-akw">
+      <w:hyperlink w:history="1" r:id="rId-lm9sfgwirlk3d8hfz8io">
         <w:r>
           <w:rPr>
             <w:color w:val="1D4ED8"/>
@@ -41878,7 +41878,7 @@
         </w:rPr>
         <w:t xml:space="preserve"> </w:t>
       </w:r>
-      <w:hyperlink w:history="1" r:id="rIdzfy0uak6wpuz-btv7rya5">
+      <w:hyperlink w:history="1" r:id="rIdc3-_l-_ckejlxyrsswvvw">
         <w:r>
           <w:rPr>
             <w:color w:val="1D4ED8"/>
@@ -41939,7 +41939,7 @@
         </w:rPr>
         <w:t xml:space="preserve"> </w:t>
       </w:r>
-      <w:hyperlink w:history="1" r:id="rIdgcvjegljlegy9zsg7v5vj">
+      <w:hyperlink w:history="1" r:id="rIdiue_6cxug8ygw95g_nxco">
         <w:r>
           <w:rPr>
             <w:color w:val="1D4ED8"/>
@@ -42109,7 +42109,7 @@
         <w:sz w:val="16"/>
         <w:szCs w:val="16"/>
       </w:rPr>
-      <w:t xml:space="preserve">Literature review · Physics-informed neural networks (PINNs) · 2020–2026</w:t>
+      <w:t xml:space="preserve">Literature search · Physics-informed neural networks (PINNs) · 2020–2026</w:t>
     </w:r>
   </w:p>
 </w:hdr>
